--- a/Documentação/Cronograma_Roadmap_HelpDesk_v1.docx
+++ b/Documentação/Cronograma_Roadmap_HelpDesk_v1.docx
@@ -2412,7 +2412,7 @@
                 <w:sz w:val="20"/>
                 <w:szCs w:val="20"/>
               </w:rPr>
-              <w:t xml:space="preserve">Setup projeto backend (Node.js + Express + TS)</w:t>
+              <w:t xml:space="preserve">Setup projeto backend (Python + FastAPI + Pydantic)</w:t>
             </w:r>
           </w:p>
         </w:tc>
@@ -3003,7 +3003,7 @@
                 <w:sz w:val="20"/>
                 <w:szCs w:val="20"/>
               </w:rPr>
-              <w:t xml:space="preserve">Configurar PostgreSQL + Prisma schema inicial</w:t>
+              <w:t xml:space="preserve">Configurar PostgreSQL + SQLAlchemy models iniciais</w:t>
             </w:r>
           </w:p>
         </w:tc>
@@ -3138,7 +3138,7 @@
                 <w:sz w:val="20"/>
                 <w:szCs w:val="20"/>
               </w:rPr>
-              <w:t xml:space="preserve">Schema Prisma</w:t>
+              <w:t xml:space="preserve">Schema SQLAlchemy</w:t>
             </w:r>
           </w:p>
         </w:tc>
@@ -3198,7 +3198,7 @@
                 <w:sz w:val="20"/>
                 <w:szCs w:val="20"/>
               </w:rPr>
-              <w:t xml:space="preserve">Configurar Redis + BullMQ base</w:t>
+              <w:t xml:space="preserve">Configurar Redis + Celery base</w:t>
             </w:r>
           </w:p>
         </w:tc>
@@ -3396,7 +3396,7 @@
                 <w:sz w:val="20"/>
                 <w:szCs w:val="20"/>
               </w:rPr>
-              <w:t xml:space="preserve">Setup ESLint + Prettier + Husky + Commitlint</w:t>
+              <w:t xml:space="preserve">Setup Ruff + Black + pre-commit + Commitizen</w:t>
             </w:r>
           </w:p>
         </w:tc>
@@ -4216,7 +4216,7 @@
           <w:sz w:val="20"/>
           <w:szCs w:val="20"/>
         </w:rPr>
-        <w:t xml:space="preserve">Objetivo: Implementar toda a API RESTful, autenticacao JWT, RBAC, modelos do banco de dados (Prisma), e a logica central de tickets e SLA.</w:t>
+        <w:t xml:space="preserve">Objetivo: Implementar toda a API RESTful, autenticacao JWT, RBAC, modelos do banco de dados (SQLAlchemy), e a logica central de tickets e SLA.</w:t>
       </w:r>
     </w:p>
     <w:p>
@@ -4552,7 +4552,7 @@
                 <w:sz w:val="20"/>
                 <w:szCs w:val="20"/>
               </w:rPr>
-              <w:t xml:space="preserve">Prisma schema completo (12 tabelas + enums + indexes)</w:t>
+              <w:t xml:space="preserve">SQLAlchemy schema completo (12 tabelas + enums + indexes)</w:t>
             </w:r>
           </w:p>
         </w:tc>
@@ -5731,7 +5731,7 @@
                 <w:sz w:val="20"/>
                 <w:szCs w:val="20"/>
               </w:rPr>
-              <w:t xml:space="preserve">Middleware de validacao (Zod schemas)</w:t>
+              <w:t xml:space="preserve">Middleware de validacao (Pydantic v2 schemas)</w:t>
             </w:r>
           </w:p>
         </w:tc>
@@ -5926,7 +5926,7 @@
                 <w:sz w:val="20"/>
                 <w:szCs w:val="20"/>
               </w:rPr>
-              <w:t xml:space="preserve">Testes unitarios Sprint 2 (Vitest)</w:t>
+              <w:t xml:space="preserve">Testes unitarios Sprint 2 (pytest)</w:t>
             </w:r>
           </w:p>
         </w:tc>
@@ -7424,7 +7424,7 @@
                 <w:sz w:val="20"/>
                 <w:szCs w:val="20"/>
               </w:rPr>
-              <w:t xml:space="preserve">Sistema de notificacoes (in-app + email Nodemailer)</w:t>
+              <w:t xml:space="preserve">Sistema de notificacoes (in-app + email FastAPI-Mail)</w:t>
             </w:r>
           </w:p>
         </w:tc>
@@ -10137,7 +10137,7 @@
                 <w:sz w:val="20"/>
                 <w:szCs w:val="20"/>
               </w:rPr>
-              <w:t xml:space="preserve">Testes de componentes (Vitest + Testing Library)</w:t>
+              <w:t xml:space="preserve">Testes de componentes (Jest + Testing Library)</w:t>
             </w:r>
           </w:p>
         </w:tc>
@@ -12268,7 +12268,7 @@
           <w:sz w:val="20"/>
           <w:szCs w:val="20"/>
         </w:rPr>
-        <w:t xml:space="preserve">Objetivo: Integrar LLM (IA), chat em tempo real (Socket.IO), base de conhecimento, relatorios e funcionalidades avancadas.</w:t>
+        <w:t xml:space="preserve">Objetivo: Integrar LLM (IA), chat em tempo real (FastAPI WebSockets), base de conhecimento, relatorios e funcionalidades avancadas.</w:t>
       </w:r>
     </w:p>
     <w:p>
@@ -12591,7 +12591,7 @@
                 <w:sz w:val="20"/>
                 <w:szCs w:val="20"/>
               </w:rPr>
-              <w:t xml:space="preserve">Chat em tempo real — backend Socket.IO</w:t>
+              <w:t xml:space="preserve">Chat em tempo real — backend FastAPI WebSockets</w:t>
             </w:r>
           </w:p>
         </w:tc>
@@ -22830,7 +22830,7 @@
                 <w:sz w:val="20"/>
                 <w:szCs w:val="20"/>
               </w:rPr>
-              <w:t xml:space="preserve">Dificuldades de integracao Socket.IO com load balancer</w:t>
+              <w:t xml:space="preserve">Dificuldades de integracao FastAPI WebSockets com load balancer</w:t>
             </w:r>
           </w:p>
         </w:tc>
@@ -22911,7 +22911,7 @@
                 <w:sz w:val="20"/>
                 <w:szCs w:val="20"/>
               </w:rPr>
-              <w:t xml:space="preserve">Redis adapter para Socket.IO ja planejado. Sticky sessions no Nginx como fallback.</w:t>
+              <w:t xml:space="preserve">Redis adapter para FastAPI WebSockets ja planejado. Sticky sessions no Nginx como fallback.</w:t>
             </w:r>
           </w:p>
         </w:tc>
@@ -25894,7 +25894,7 @@
           <w:sz w:val="20"/>
           <w:szCs w:val="20"/>
         </w:rPr>
-        <w:t xml:space="preserve">Sem erros de lint (ESLint + Prettier passando)</w:t>
+        <w:t xml:space="preserve">Sem erros de lint (Ruff + Black passando)</w:t>
       </w:r>
     </w:p>
     <w:p>
